--- a/Prelimenary/Aralin Panlipunan Reviewer - 1st Quarter - Prelimenary.docx
+++ b/Prelimenary/Aralin Panlipunan Reviewer - 1st Quarter - Prelimenary.docx
@@ -25,6 +25,16 @@
           <w:szCs w:val="24"/>
           <w:lang w:val="fil-PH"/>
         </w:rPr>
+        <w:t xml:space="preserve"> </w:t>
+      </w:r>
+      <w:r>
+        <w:rPr>
+          <w:b/>
+          <w:bCs/>
+          <w:sz w:val="24"/>
+          <w:szCs w:val="24"/>
+          <w:lang w:val="fil-PH"/>
+        </w:rPr>
         <w:t>Aralin Panlipunan Reviewer</w:t>
       </w:r>
     </w:p>
@@ -93,7 +103,23 @@
           <w:bCs/>
           <w:lang w:val="fil-PH"/>
         </w:rPr>
-        <w:t>Kontemporanyong Isyu</w:t>
+        <w:t>Kontempora</w:t>
+      </w:r>
+      <w:r>
+        <w:rPr>
+          <w:b/>
+          <w:bCs/>
+          <w:lang w:val="fil-PH"/>
+        </w:rPr>
+        <w:t>r</w:t>
+      </w:r>
+      <w:r>
+        <w:rPr>
+          <w:b/>
+          <w:bCs/>
+          <w:lang w:val="fil-PH"/>
+        </w:rPr>
+        <w:t>yong Isyu</w:t>
       </w:r>
       <w:r>
         <w:rPr>
@@ -186,7 +212,23 @@
           <w:bCs/>
           <w:lang w:val="fil-PH"/>
         </w:rPr>
-        <w:t>Kontemporanyo</w:t>
+        <w:t>Kontempora</w:t>
+      </w:r>
+      <w:r>
+        <w:rPr>
+          <w:b/>
+          <w:bCs/>
+          <w:lang w:val="fil-PH"/>
+        </w:rPr>
+        <w:t>r</w:t>
+      </w:r>
+      <w:r>
+        <w:rPr>
+          <w:b/>
+          <w:bCs/>
+          <w:lang w:val="fil-PH"/>
+        </w:rPr>
+        <w:t>yo</w:t>
       </w:r>
       <w:r>
         <w:rPr>
@@ -5964,10 +6006,132 @@
     <w:p>
       <w:pPr>
         <w:pStyle w:val="NoSpacing"/>
+        <w:numPr>
+          <w:ilvl w:val="0"/>
+          <w:numId w:val="31"/>
+        </w:numPr>
         <w:tabs>
           <w:tab w:val="left" w:pos="3680"/>
         </w:tabs>
       </w:pPr>
+      <w:r>
+        <w:rPr>
+          <w:b/>
+          <w:bCs/>
+        </w:rPr>
+        <w:t>Pananaw ni Al Gore</w:t>
+      </w:r>
+      <w:r>
+        <w:t xml:space="preserve"> – Naniniwala si </w:t>
+      </w:r>
+      <w:r>
+        <w:rPr>
+          <w:b/>
+          <w:bCs/>
+        </w:rPr>
+        <w:t>Al Gore</w:t>
+      </w:r>
+      <w:r>
+        <w:t xml:space="preserve"> na ang </w:t>
+      </w:r>
+      <w:r>
+        <w:rPr>
+          <w:b/>
+          <w:bCs/>
+        </w:rPr>
+        <w:t>global warming</w:t>
+      </w:r>
+      <w:r>
+        <w:t xml:space="preserve"> ay totoo at dulot ng </w:t>
+      </w:r>
+      <w:r>
+        <w:rPr>
+          <w:b/>
+          <w:bCs/>
+        </w:rPr>
+        <w:t>pagtaas ng greenhouse gases</w:t>
+      </w:r>
+      <w:r>
+        <w:t xml:space="preserve"> sa atmospera, na nagiging sanhi ng </w:t>
+      </w:r>
+      <w:r>
+        <w:rPr>
+          <w:b/>
+          <w:bCs/>
+        </w:rPr>
+        <w:t>unti-unting pagtaas ng temperatura ng mundo</w:t>
+      </w:r>
+      <w:r>
+        <w:t xml:space="preserve">. </w:t>
+      </w:r>
+    </w:p>
+    <w:p>
+      <w:pPr>
+        <w:pStyle w:val="NoSpacing"/>
+        <w:numPr>
+          <w:ilvl w:val="0"/>
+          <w:numId w:val="31"/>
+        </w:numPr>
+        <w:tabs>
+          <w:tab w:val="left" w:pos="3680"/>
+        </w:tabs>
+      </w:pPr>
+      <w:r>
+        <w:rPr>
+          <w:b/>
+          <w:bCs/>
+          <w:lang w:val="fil-PH"/>
+        </w:rPr>
+        <w:t>Pananaw ni G. Edward Griffin</w:t>
+      </w:r>
+      <w:r>
+        <w:rPr>
+          <w:lang w:val="fil-PH"/>
+        </w:rPr>
+        <w:t xml:space="preserve"> – Naniniwala si </w:t>
+      </w:r>
+      <w:r>
+        <w:rPr>
+          <w:b/>
+          <w:bCs/>
+          <w:lang w:val="fil-PH"/>
+        </w:rPr>
+        <w:t>G. Edward Griffin</w:t>
+      </w:r>
+      <w:r>
+        <w:rPr>
+          <w:lang w:val="fil-PH"/>
+        </w:rPr>
+        <w:t xml:space="preserve"> na </w:t>
+      </w:r>
+      <w:r>
+        <w:rPr>
+          <w:b/>
+          <w:bCs/>
+          <w:lang w:val="fil-PH"/>
+        </w:rPr>
+        <w:t>hindi totoo</w:t>
+      </w:r>
+      <w:r>
+        <w:rPr>
+          <w:lang w:val="fil-PH"/>
+        </w:rPr>
+        <w:t xml:space="preserve"> ang </w:t>
+      </w:r>
+      <w:r>
+        <w:rPr>
+          <w:b/>
+          <w:bCs/>
+          <w:lang w:val="fil-PH"/>
+        </w:rPr>
+        <w:t>global warming</w:t>
+      </w:r>
+      <w:r>
+        <w:rPr>
+          <w:lang w:val="fil-PH"/>
+        </w:rPr>
+        <w:t xml:space="preserve"> at kinukuwestiyon niya ang pananaw na umiinit ang mundo dahil sa gawain ng tao.</w:t>
+      </w:r>
     </w:p>
     <w:p>
       <w:pPr>
@@ -11610,6 +11774,7 @@
   <w:style w:type="character" w:default="1" w:styleId="DefaultParagraphFont">
     <w:name w:val="Default Paragraph Font"/>
     <w:uiPriority w:val="1"/>
+    <w:semiHidden/>
     <w:unhideWhenUsed/>
   </w:style>
   <w:style w:type="table" w:default="1" w:styleId="TableNormal">
